--- a/ParkApp/Templates/Путевой лист.docx
+++ b/ParkApp/Templates/Путевой лист.docx
@@ -1,8 +1,8 @@
 
 <file path=word/document.xml><?xml version="1.0" encoding="utf-8"?>
-<w:document xmlns:ns1="http://schemas.openxmlformats.org/markup-compatibility/2006" xmlns:ns2="http://schemas.microsoft.com/office/word/2010/wordml" xmlns:ns3="http://schemas.openxmlformats.org/drawingml/2006/wordprocessingDrawing" xmlns:ns4="http://schemas.microsoft.com/office/word/2010/wordprocessingDrawing" xmlns:ns5="http://schemas.openxmlformats.org/drawingml/2006/main" xmlns:ns6="http://schemas.microsoft.com/office/word/2010/wordprocessingShape" xmlns:ns7="urn:schemas-microsoft-com:vml" xmlns:ns8="urn:schemas-microsoft-com:office:office" xmlns:w="http://schemas.openxmlformats.org/wordprocessingml/2006/main" ns1:Ignorable="w14 w15 w16se w16cid w16 w16cex w16sdtdh wp14">
+<w:document xmlns:a="http://schemas.openxmlformats.org/drawingml/2006/main" xmlns:mc="http://schemas.openxmlformats.org/markup-compatibility/2006" xmlns:o="urn:schemas-microsoft-com:office:office" xmlns:v="urn:schemas-microsoft-com:vml" xmlns:w="http://schemas.openxmlformats.org/wordprocessingml/2006/main" xmlns:w14="http://schemas.microsoft.com/office/word/2010/wordml" xmlns:wp="http://schemas.openxmlformats.org/drawingml/2006/wordprocessingDrawing" xmlns:wp14="http://schemas.microsoft.com/office/word/2010/wordprocessingDrawing" xmlns:wps="http://schemas.microsoft.com/office/word/2010/wordprocessingShape" mc:Ignorable="w14 w15 w16se w16cid w16 w16cex w16sdtdh wp14">
   <w:body>
-    <w:p ns2:paraId="0EA99DD0" ns2:textId="77777777">
+    <w:p>
       <w:pPr>
         <w:tabs>
           <w:tab w:val="center" w:pos="7332"/>
@@ -29,7 +29,7 @@
         <w:t xml:space="preserve"/>
       </w:r>
     </w:p>
-    <w:p ns2:paraId="1C17FBAC" ns2:textId="77777777">
+    <w:p>
       <w:pPr>
         <w:pStyle w:val="4"/>
         <w:rPr>
@@ -41,156 +41,156 @@
           <w:noProof/>
           <w:szCs w:val="24"/>
         </w:rPr>
-        <ns1:AlternateContent>
-          <ns1:Choice Requires="wps">
+        <mc:AlternateContent>
+          <mc:Choice Requires="wps">
             <w:drawing>
-              <ns3:anchor distT="0" distB="0" distL="114300" distR="114300" simplePos="0" relativeHeight="251663360" behindDoc="0" locked="0" layoutInCell="1" allowOverlap="1" ns4:anchorId="6D112F89" ns4:editId="475997C0">
-                <ns3:simplePos x="0" y="0"/>
-                <ns3:positionH relativeFrom="column">
-                  <ns3:posOffset>1453947</ns3:posOffset>
-                </ns3:positionH>
-                <ns3:positionV relativeFrom="paragraph">
-                  <ns3:posOffset>140970</ns3:posOffset>
-                </ns3:positionV>
-                <ns3:extent cx="905773" cy="0"/>
-                <ns3:effectExtent l="0" t="0" r="27940" b="19050"/>
-                <ns3:wrapNone/>
-                <ns3:docPr id="2" name="Прямая соединительная линия 2"/>
-                <ns3:cNvGraphicFramePr/>
-                <ns5:graphic>
-                  <ns5:graphicData uri="http://schemas.microsoft.com/office/word/2010/wordprocessingShape">
-                    <ns6:wsp>
-                      <ns6:cNvCnPr/>
-                      <ns6:spPr>
-                        <ns5:xfrm flipV="1">
-                          <ns5:off x="0" y="0"/>
-                          <ns5:ext cx="905773" cy="0"/>
-                        </ns5:xfrm>
-                        <ns5:prstGeom prst="line">
-                          <ns5:avLst/>
-                        </ns5:prstGeom>
-                        <ns5:ln>
-                          <ns5:solidFill>
-                            <ns5:schemeClr val="tx1"/>
-                          </ns5:solidFill>
-                        </ns5:ln>
-                      </ns6:spPr>
-                      <ns6:style>
-                        <ns5:lnRef idx="1">
-                          <ns5:schemeClr val="accent1"/>
-                        </ns5:lnRef>
-                        <ns5:fillRef idx="0">
-                          <ns5:schemeClr val="accent1"/>
-                        </ns5:fillRef>
-                        <ns5:effectRef idx="0">
-                          <ns5:schemeClr val="accent1"/>
-                        </ns5:effectRef>
-                        <ns5:fontRef idx="minor">
-                          <ns5:schemeClr val="tx1"/>
-                        </ns5:fontRef>
-                      </ns6:style>
-                      <ns6:bodyPr/>
-                    </ns6:wsp>
-                  </ns5:graphicData>
-                </ns5:graphic>
-                <ns4:sizeRelH relativeFrom="margin">
-                  <ns4:pctWidth>0</ns4:pctWidth>
-                </ns4:sizeRelH>
-                <ns4:sizeRelV relativeFrom="margin">
-                  <ns4:pctHeight>0</ns4:pctHeight>
-                </ns4:sizeRelV>
-              </ns3:anchor>
+              <wp:anchor distT="0" distB="0" distL="114300" distR="114300" simplePos="0" relativeHeight="251663360" behindDoc="0" locked="0" layoutInCell="1" allowOverlap="1" wp14:anchorId="6D112F89" wp14:editId="475997C0">
+                <wp:simplePos x="0" y="0"/>
+                <wp:positionH relativeFrom="column">
+                  <wp:posOffset>1453947</wp:posOffset>
+                </wp:positionH>
+                <wp:positionV relativeFrom="paragraph">
+                  <wp:posOffset>140970</wp:posOffset>
+                </wp:positionV>
+                <wp:extent cx="905773" cy="0"/>
+                <wp:effectExtent l="0" t="0" r="27940" b="19050"/>
+                <wp:wrapNone/>
+                <wp:docPr id="2" name="Прямая соединительная линия 2"/>
+                <wp:cNvGraphicFramePr/>
+                <a:graphic>
+                  <a:graphicData uri="http://schemas.microsoft.com/office/word/2010/wordprocessingShape">
+                    <wps:wsp>
+                      <wps:cNvCnPr/>
+                      <wps:spPr>
+                        <a:xfrm flipV="1">
+                          <a:off x="0" y="0"/>
+                          <a:ext cx="905773" cy="0"/>
+                        </a:xfrm>
+                        <a:prstGeom prst="line">
+                          <a:avLst/>
+                        </a:prstGeom>
+                        <a:ln>
+                          <a:solidFill>
+                            <a:schemeClr val="tx1"/>
+                          </a:solidFill>
+                        </a:ln>
+                      </wps:spPr>
+                      <wps:style>
+                        <a:lnRef idx="1">
+                          <a:schemeClr val="accent1"/>
+                        </a:lnRef>
+                        <a:fillRef idx="0">
+                          <a:schemeClr val="accent1"/>
+                        </a:fillRef>
+                        <a:effectRef idx="0">
+                          <a:schemeClr val="accent1"/>
+                        </a:effectRef>
+                        <a:fontRef idx="minor">
+                          <a:schemeClr val="tx1"/>
+                        </a:fontRef>
+                      </wps:style>
+                      <wps:bodyPr/>
+                    </wps:wsp>
+                  </a:graphicData>
+                </a:graphic>
+                <wp14:sizeRelH relativeFrom="margin">
+                  <wp14:pctWidth>0</wp14:pctWidth>
+                </wp14:sizeRelH>
+                <wp14:sizeRelV relativeFrom="margin">
+                  <wp14:pctHeight>0</wp14:pctHeight>
+                </wp14:sizeRelV>
+              </wp:anchor>
             </w:drawing>
-          </ns1:Choice>
-          <ns1:Fallback>
+          </mc:Choice>
+          <mc:Fallback>
             <w:pict>
-              <ns7:line ns2:anchorId="23BD2AD5" id="Прямая соединительная линия 2" ns8:spid="_x0000_s1026" style="position:absolute;flip:y;z-index:251663360;visibility:visible;mso-wrap-style:square;mso-width-percent:0;mso-height-percent:0;mso-wrap-distance-left:9pt;mso-wrap-distance-top:0;mso-wrap-distance-right:9pt;mso-wrap-distance-bottom:0;mso-position-horizontal:absolute;mso-position-horizontal-relative:text;mso-position-vertical:absolute;mso-position-vertical-relative:text;mso-width-percent:0;mso-height-percent:0;mso-width-relative:margin;mso-height-relative:margin" from="114.5pt,11.1pt" to="185.8pt,11.1pt" ns8:gfxdata="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" strokecolor="black [3213]" strokeweight=".5pt">
-                <ns7:stroke joinstyle="miter"/>
-              </ns7:line>
+              <v:line w14:anchorId="23BD2AD5" id="Прямая соединительная линия 2" o:spid="_x0000_s1026" style="position:absolute;flip:y;z-index:251663360;visibility:visible;mso-wrap-style:square;mso-width-percent:0;mso-height-percent:0;mso-wrap-distance-left:9pt;mso-wrap-distance-top:0;mso-wrap-distance-right:9pt;mso-wrap-distance-bottom:0;mso-position-horizontal:absolute;mso-position-horizontal-relative:text;mso-position-vertical:absolute;mso-position-vertical-relative:text;mso-width-percent:0;mso-height-percent:0;mso-width-relative:margin;mso-height-relative:margin" from="114.5pt,11.1pt" to="185.8pt,11.1pt" o:gfxdata="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" strokecolor="black [3213]" strokeweight=".5pt">
+                <v:stroke joinstyle="miter"/>
+              </v:line>
             </w:pict>
-          </ns1:Fallback>
-        </ns1:AlternateContent>
+          </mc:Fallback>
+        </mc:AlternateContent>
       </w:r>
       <w:r>
         <w:rPr>
           <w:noProof/>
           <w:szCs w:val="24"/>
         </w:rPr>
-        <ns1:AlternateContent>
-          <ns1:Choice Requires="wps">
+        <mc:AlternateContent>
+          <mc:Choice Requires="wps">
             <w:drawing>
-              <ns3:anchor distT="0" distB="0" distL="114300" distR="114300" simplePos="0" relativeHeight="251662336" behindDoc="0" locked="0" layoutInCell="1" allowOverlap="1" ns4:anchorId="531F79B0" ns4:editId="798C4613">
-                <ns3:simplePos x="0" y="0"/>
-                <ns3:positionH relativeFrom="column">
-                  <ns3:posOffset>99851</ns3:posOffset>
-                </ns3:positionH>
-                <ns3:positionV relativeFrom="paragraph">
-                  <ns3:posOffset>141186</ns3:posOffset>
-                </ns3:positionV>
-                <ns3:extent cx="1069675" cy="0"/>
-                <ns3:effectExtent l="0" t="0" r="35560" b="19050"/>
-                <ns3:wrapNone/>
-                <ns3:docPr id="4" name="Прямая соединительная линия 4"/>
-                <ns3:cNvGraphicFramePr/>
-                <ns5:graphic>
-                  <ns5:graphicData uri="http://schemas.microsoft.com/office/word/2010/wordprocessingShape">
-                    <ns6:wsp>
-                      <ns6:cNvCnPr/>
-                      <ns6:spPr>
-                        <ns5:xfrm flipV="1">
-                          <ns5:off x="0" y="0"/>
-                          <ns5:ext cx="1069675" cy="0"/>
-                        </ns5:xfrm>
-                        <ns5:prstGeom prst="line">
-                          <ns5:avLst/>
-                        </ns5:prstGeom>
-                        <ns5:ln>
-                          <ns5:solidFill>
-                            <ns5:schemeClr val="tx1"/>
-                          </ns5:solidFill>
-                        </ns5:ln>
-                      </ns6:spPr>
-                      <ns6:style>
-                        <ns5:lnRef idx="1">
-                          <ns5:schemeClr val="accent1"/>
-                        </ns5:lnRef>
-                        <ns5:fillRef idx="0">
-                          <ns5:schemeClr val="accent1"/>
-                        </ns5:fillRef>
-                        <ns5:effectRef idx="0">
-                          <ns5:schemeClr val="accent1"/>
-                        </ns5:effectRef>
-                        <ns5:fontRef idx="minor">
-                          <ns5:schemeClr val="tx1"/>
-                        </ns5:fontRef>
-                      </ns6:style>
-                      <ns6:bodyPr/>
-                    </ns6:wsp>
-                  </ns5:graphicData>
-                </ns5:graphic>
-                <ns4:sizeRelH relativeFrom="margin">
-                  <ns4:pctWidth>0</ns4:pctWidth>
-                </ns4:sizeRelH>
-                <ns4:sizeRelV relativeFrom="margin">
-                  <ns4:pctHeight>0</ns4:pctHeight>
-                </ns4:sizeRelV>
-              </ns3:anchor>
+              <wp:anchor distT="0" distB="0" distL="114300" distR="114300" simplePos="0" relativeHeight="251662336" behindDoc="0" locked="0" layoutInCell="1" allowOverlap="1" wp14:anchorId="531F79B0" wp14:editId="798C4613">
+                <wp:simplePos x="0" y="0"/>
+                <wp:positionH relativeFrom="column">
+                  <wp:posOffset>99851</wp:posOffset>
+                </wp:positionH>
+                <wp:positionV relativeFrom="paragraph">
+                  <wp:posOffset>141186</wp:posOffset>
+                </wp:positionV>
+                <wp:extent cx="1069675" cy="0"/>
+                <wp:effectExtent l="0" t="0" r="35560" b="19050"/>
+                <wp:wrapNone/>
+                <wp:docPr id="4" name="Прямая соединительная линия 4"/>
+                <wp:cNvGraphicFramePr/>
+                <a:graphic>
+                  <a:graphicData uri="http://schemas.microsoft.com/office/word/2010/wordprocessingShape">
+                    <wps:wsp>
+                      <wps:cNvCnPr/>
+                      <wps:spPr>
+                        <a:xfrm flipV="1">
+                          <a:off x="0" y="0"/>
+                          <a:ext cx="1069675" cy="0"/>
+                        </a:xfrm>
+                        <a:prstGeom prst="line">
+                          <a:avLst/>
+                        </a:prstGeom>
+                        <a:ln>
+                          <a:solidFill>
+                            <a:schemeClr val="tx1"/>
+                          </a:solidFill>
+                        </a:ln>
+                      </wps:spPr>
+                      <wps:style>
+                        <a:lnRef idx="1">
+                          <a:schemeClr val="accent1"/>
+                        </a:lnRef>
+                        <a:fillRef idx="0">
+                          <a:schemeClr val="accent1"/>
+                        </a:fillRef>
+                        <a:effectRef idx="0">
+                          <a:schemeClr val="accent1"/>
+                        </a:effectRef>
+                        <a:fontRef idx="minor">
+                          <a:schemeClr val="tx1"/>
+                        </a:fontRef>
+                      </wps:style>
+                      <wps:bodyPr/>
+                    </wps:wsp>
+                  </a:graphicData>
+                </a:graphic>
+                <wp14:sizeRelH relativeFrom="margin">
+                  <wp14:pctWidth>0</wp14:pctWidth>
+                </wp14:sizeRelH>
+                <wp14:sizeRelV relativeFrom="margin">
+                  <wp14:pctHeight>0</wp14:pctHeight>
+                </wp14:sizeRelV>
+              </wp:anchor>
             </w:drawing>
-          </ns1:Choice>
-          <ns1:Fallback>
+          </mc:Choice>
+          <mc:Fallback>
             <w:pict>
-              <ns7:line ns2:anchorId="2F097B46" id="Прямая соединительная линия 4" ns8:spid="_x0000_s1026" style="position:absolute;flip:y;z-index:251662336;visibility:visible;mso-wrap-style:square;mso-width-percent:0;mso-height-percent:0;mso-wrap-distance-left:9pt;mso-wrap-distance-top:0;mso-wrap-distance-right:9pt;mso-wrap-distance-bottom:0;mso-position-horizontal:absolute;mso-position-horizontal-relative:text;mso-position-vertical:absolute;mso-position-vertical-relative:text;mso-width-percent:0;mso-height-percent:0;mso-width-relative:margin;mso-height-relative:margin" from="7.85pt,11.1pt" to="92.1pt,11.1pt" ns8:gfxdata="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" strokecolor="black [3213]" strokeweight=".5pt">
-                <ns7:stroke joinstyle="miter"/>
-              </ns7:line>
+              <v:line w14:anchorId="2F097B46" id="Прямая соединительная линия 4" o:spid="_x0000_s1026" style="position:absolute;flip:y;z-index:251662336;visibility:visible;mso-wrap-style:square;mso-width-percent:0;mso-height-percent:0;mso-wrap-distance-left:9pt;mso-wrap-distance-top:0;mso-wrap-distance-right:9pt;mso-wrap-distance-bottom:0;mso-position-horizontal:absolute;mso-position-horizontal-relative:text;mso-position-vertical:absolute;mso-position-vertical-relative:text;mso-width-percent:0;mso-height-percent:0;mso-width-relative:margin;mso-height-relative:margin" from="7.85pt,11.1pt" to="92.1pt,11.1pt" o:gfxdata="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" strokecolor="black [3213]" strokeweight=".5pt">
+                <v:stroke joinstyle="miter"/>
+              </v:line>
             </w:pict>
-          </ns1:Fallback>
-        </ns1:AlternateContent>
-      </w:r>
-      <w:r>
-        <w:rPr>
-          <w:szCs w:val="24"/>
-        </w:rPr>
-        <w:t xml:space="preserve">с {{РАЗРЕШЕНИЕ_С}} до {{РАЗРЕШЕНИЕ_ДО}} разрешаю</w:t>
+          </mc:Fallback>
+        </mc:AlternateContent>
+      </w:r>
+      <w:r>
+        <w:rPr>
+          <w:szCs w:val="24"/>
+        </w:rPr>
+        <w:t xml:space="preserve"> с {{РАЗРЕШЕНИЕ_С|________________________}} до {{РАЗРЕШЕНИЕ_ДО|________________________}} разрешаю</w:t>
       </w:r>
       <w:r>
         <w:rPr>
@@ -208,12 +208,6 @@
         <w:rPr>
           <w:szCs w:val="24"/>
         </w:rPr>
-        <w:t/>
-      </w:r>
-      <w:r>
-        <w:rPr>
-          <w:szCs w:val="24"/>
-        </w:rPr>
         <w:t xml:space="preserve"/>
       </w:r>
       <w:r>
@@ -244,10 +238,16 @@
         <w:rPr>
           <w:szCs w:val="24"/>
         </w:rPr>
-        <w:t/>
+        <w:t xml:space="preserve"/>
+      </w:r>
+      <w:r>
+        <w:rPr>
+          <w:szCs w:val="24"/>
+        </w:rPr>
+        <w:t xml:space="preserve"/>
       </w:r>
     </w:p>
-    <w:p ns2:paraId="5F1EB76B" ns2:textId="252287F9">
+    <w:p>
       <w:pPr>
         <w:pStyle w:val="4"/>
         <w:rPr>
@@ -258,16 +258,16 @@
         <w:rPr>
           <w:szCs w:val="24"/>
         </w:rPr>
-        <w:t xml:space="preserve">{{РАЗРЕШИЛ_ДОЛЖНОСТЬ}}</w:t>
-      </w:r>
-      <w:r>
-        <w:rPr>
-          <w:szCs w:val="24"/>
-        </w:rPr>
-        <w:t/>
+        <w:t xml:space="preserve"> </w:t>
+      </w:r>
+      <w:r>
+        <w:rPr>
+          <w:szCs w:val="24"/>
+        </w:rPr>
+        <w:t xml:space="preserve">{{РАЗРЕШИЛ_ДОЛЖНОСТЬ|__________________}}</w:t>
       </w:r>
     </w:p>
-    <w:p ns2:paraId="386F7E14" ns2:textId="55E4404C">
+    <w:p>
       <w:pPr>
         <w:rPr>
           <w:sz w:val="24"/>
@@ -280,7 +280,7 @@
           <w:sz w:val="24"/>
           <w:szCs w:val="24"/>
         </w:rPr>
-        <w:t xml:space="preserve">{{РАЗРЕШИЛ_ЗВАНИЕ}}                                        {{РАЗРЕШИЛ_ФИО}}</w:t>
+        <w:t xml:space="preserve"> </w:t>
       </w:r>
       <w:r>
         <w:rPr>
@@ -288,7 +288,7 @@
           <w:szCs w:val="24"/>
           <w:u w:val="single"/>
         </w:rPr>
-        <w:t/>
+        <w:t xml:space="preserve">{{РАЗРЕШИЛ_ЗВАНИЕ}}</w:t>
       </w:r>
       <w:r>
         <w:rPr>
@@ -296,6 +296,30 @@
           <w:szCs w:val="24"/>
           <w:u w:val="single"/>
         </w:rPr>
+        <w:t xml:space="preserve">               </w:t>
+      </w:r>
+      <w:r>
+        <w:rPr>
+          <w:sz w:val="24"/>
+          <w:szCs w:val="24"/>
+          <w:u w:val="single"/>
+        </w:rPr>
+        <w:t xml:space="preserve">                         </w:t>
+      </w:r>
+      <w:r>
+        <w:rPr>
+          <w:sz w:val="24"/>
+          <w:szCs w:val="24"/>
+          <w:u w:val="single"/>
+        </w:rPr>
+        <w:t xml:space="preserve">{{РАЗРЕШИЛ_ФИО}}</w:t>
+      </w:r>
+      <w:r>
+        <w:rPr>
+          <w:sz w:val="24"/>
+          <w:szCs w:val="24"/>
+          <w:u w:val="single"/>
+        </w:rPr>
         <w:t xml:space="preserve"/>
       </w:r>
       <w:r>
@@ -306,39 +330,15 @@
         </w:rPr>
         <w:t xml:space="preserve"/>
       </w:r>
-      <w:r>
-        <w:rPr>
-          <w:sz w:val="24"/>
-          <w:szCs w:val="24"/>
-          <w:u w:val="single"/>
-        </w:rPr>
-        <w:t/>
-      </w:r>
-      <w:r>
-        <w:rPr>
-          <w:sz w:val="24"/>
-          <w:szCs w:val="24"/>
-          <w:u w:val="single"/>
-        </w:rPr>
-        <w:t xml:space="preserve"/>
-      </w:r>
-      <w:r>
-        <w:rPr>
-          <w:sz w:val="24"/>
-          <w:szCs w:val="24"/>
-          <w:u w:val="single"/>
-        </w:rPr>
-        <w:t/>
-      </w:r>
     </w:p>
-    <w:p ns2:paraId="464B0DB4" ns2:textId="156951BF">
+    <w:p>
       <w:r>
         <w:rPr>
           <w:bCs/>
           <w:sz w:val="24"/>
           <w:szCs w:val="24"/>
         </w:rPr>
-        <w:t xml:space="preserve">«{{РАЗРЕШЕНИЕ_ДЕНЬ}}» {{РАЗРЕШЕНИЕ_МЕСЯЦ}} {{РАЗРЕШЕНИЕ_ГОД}} г.{{/РАЗРЕШЕНИЕ}}</w:t>
+        <w:t xml:space="preserve">«{{РАЗРЕШЕНИЕ_ДЕНЬ|___}}» {{РАЗРЕШЕНИЕ_МЕСЯЦ|___________________}} {{РАЗРЕШЕНИЕ_ГОД|20__}}</w:t>
       </w:r>
       <w:r>
         <w:rPr>
@@ -346,10 +346,10 @@
           <w:sz w:val="24"/>
           <w:szCs w:val="24"/>
         </w:rPr>
-        <w:t xml:space="preserve"/>
+        <w:t xml:space="preserve"> г.{{/РАЗРЕШЕНИЕ}}</w:t>
       </w:r>
     </w:p>
-    <w:p ns2:paraId="48598064" ns2:textId="77777777">
+    <w:p>
       <w:r>
         <w:t xml:space="preserve"> </w:t>
       </w:r>
@@ -357,12 +357,12 @@
         <w:t xml:space="preserve">    </w:t>
       </w:r>
     </w:p>
-    <w:p ns2:paraId="783ADB78" ns2:textId="0AF1AE79">
+    <w:p>
       <w:r>
         <w:t xml:space="preserve">             </w:t>
       </w:r>
     </w:p>
-    <w:p ns2:paraId="497672AC" ns2:textId="77777777">
+    <w:p>
       <w:pPr>
         <w:jc w:val="center"/>
       </w:pPr>
@@ -372,10 +372,10 @@
           <w:sz w:val="22"/>
           <w:szCs w:val="22"/>
         </w:rPr>
-        <w:t xml:space="preserve">ПУТЕВОЙ ЛИСТ № {{НОМЕР}}</w:t>
+        <w:t xml:space="preserve">ПУТЕВОЙ ЛИСТ № {{НОМЕР|_______}}</w:t>
       </w:r>
     </w:p>
-    <w:p ns2:paraId="6019FF4F" ns2:textId="77777777">
+    <w:p>
       <w:pPr>
         <w:jc w:val="center"/>
         <w:rPr>
@@ -388,10 +388,10 @@
           <w:sz w:val="22"/>
           <w:szCs w:val="22"/>
         </w:rPr>
-        <w:t xml:space="preserve">от «{{ДЕНЬ}}» {{МЕСЯЦ}} {{ГОД}} г.</w:t>
+        <w:t xml:space="preserve">от «{{ДЕНЬ|______}}» {{МЕСЯЦ|________________}} {{ГОД|20____}}г.</w:t>
       </w:r>
     </w:p>
-    <w:p ns2:paraId="606456D5" ns2:textId="77777777">
+    <w:p>
       <w:pPr>
         <w:rPr>
           <w:sz w:val="12"/>
@@ -399,7 +399,7 @@
         </w:rPr>
       </w:pPr>
     </w:p>
-    <w:p ns2:paraId="0464211E" ns2:textId="4960D1D5">
+    <w:p>
       <w:pPr>
         <w:rPr>
           <w:szCs w:val="24"/>
@@ -409,7 +409,7 @@
         <w:rPr>
           <w:szCs w:val="24"/>
         </w:rPr>
-        <w:t>Наименование воинской части (организации)___</w:t>
+        <w:t xml:space="preserve">Наименование воинской части (организации)___</w:t>
       </w:r>
       <w:r>
         <w:rPr>
@@ -447,7 +447,7 @@
         <w:tab/>
       </w:r>
     </w:p>
-    <w:p ns2:paraId="1057396B" ns2:textId="77777777">
+    <w:p>
       <w:pPr>
         <w:spacing w:line="276" w:lineRule="auto"/>
         <w:rPr>
@@ -499,7 +499,7 @@
         <w:t xml:space="preserve"> (условное, а при отсутствии условного – действительное наименование)</w:t>
       </w:r>
     </w:p>
-    <w:p ns2:paraId="7D427637" ns2:textId="77777777">
+    <w:p>
       <w:pPr>
         <w:spacing w:line="276" w:lineRule="auto"/>
         <w:rPr>
@@ -510,10 +510,10 @@
         <w:rPr>
           <w:szCs w:val="24"/>
         </w:rPr>
-        <w:t xml:space="preserve">Путевой лист действителен по «{{ДЕЙСТВ_ДЕНЬ}}» {{ДЕЙСТВ_МЕСЯЦ}} {{ДЕЙСТВ_ГОД}} г.</w:t>
+        <w:t xml:space="preserve">Путевой лист действителен по «{{ДЕЙСТВ_ДЕНЬ|_____}}» {{ДЕЙСТВ_МЕСЯЦ|_______________}} {{ДЕЙСТВ_ГОД|20___}} г.                                                                         Водитель и старший машины проинструктированы</w:t>
       </w:r>
     </w:p>
-    <w:p ns2:paraId="7382EDBF" ns2:textId="3B872C7B">
+    <w:p>
       <w:pPr>
         <w:rPr>
           <w:u w:val="single"/>
@@ -523,80 +523,80 @@
         <w:rPr>
           <w:szCs w:val="24"/>
         </w:rPr>
-        <w:t xml:space="preserve">Водитель________________________________________________                     {{ИНСТРУКТАЖ_ДОЛЖНОСТЬ}} {{ИНСТРУКТАЖ_ЗВАНИЕ}}                                                       И. Фамилия</w:t>
-      </w:r>
-      <w:r>
-        <w:rPr>
-          <w:szCs w:val="24"/>
-        </w:rPr>
-        <w:t xml:space="preserve"/>
-      </w:r>
-      <w:r>
-        <w:rPr>
-          <w:szCs w:val="24"/>
-          <w:u w:val="single"/>
-        </w:rPr>
-        <w:t/>
-      </w:r>
-      <w:r>
-        <w:rPr>
-          <w:u w:val="single"/>
-        </w:rPr>
-        <w:t xml:space="preserve"/>
-      </w:r>
-      <w:r>
-        <w:rPr>
-          <w:u w:val="single"/>
-        </w:rPr>
-        <w:t/>
-      </w:r>
-      <w:r>
-        <w:rPr>
-          <w:u w:val="single"/>
-        </w:rPr>
-        <w:t xml:space="preserve"/>
-      </w:r>
-      <w:r>
-        <w:rPr>
-          <w:u w:val="single"/>
-        </w:rPr>
-        <w:t xml:space="preserve"/>
-      </w:r>
-      <w:r>
-        <w:rPr>
-          <w:u w:val="single"/>
-        </w:rPr>
-        <w:t xml:space="preserve"/>
-      </w:r>
-      <w:r>
-        <w:rPr>
-          <w:u w:val="single"/>
-        </w:rPr>
-        <w:t xml:space="preserve"/>
-      </w:r>
-      <w:r>
-        <w:rPr>
-          <w:u w:val="single"/>
-        </w:rPr>
-        <w:t xml:space="preserve"/>
-      </w:r>
-      <w:r>
-        <w:rPr>
-          <w:u w:val="single"/>
-        </w:rPr>
-        <w:t xml:space="preserve"/>
-      </w:r>
-      <w:r>
-        <w:rPr>
-          <w:u w:val="single"/>
-        </w:rPr>
-        <w:t xml:space="preserve"/>
-      </w:r>
-      <w:r>
-        <w:rPr>
-          <w:u w:val="single"/>
-        </w:rPr>
-        <w:t xml:space="preserve"/>
+        <w:t xml:space="preserve">Водитель________________________________________________                    </w:t>
+      </w:r>
+      <w:r>
+        <w:rPr>
+          <w:szCs w:val="24"/>
+        </w:rPr>
+        <w:t xml:space="preserve"> </w:t>
+      </w:r>
+      <w:r>
+        <w:rPr>
+          <w:szCs w:val="24"/>
+          <w:u w:val="single"/>
+        </w:rPr>
+        <w:t xml:space="preserve">{{ИНСТРУКТАЖ_ДОЛЖНОСТЬ}}</w:t>
+      </w:r>
+      <w:r>
+        <w:rPr>
+          <w:u w:val="single"/>
+        </w:rPr>
+        <w:t xml:space="preserve"> </w:t>
+      </w:r>
+      <w:r>
+        <w:rPr>
+          <w:u w:val="single"/>
+        </w:rPr>
+        <w:t xml:space="preserve">{{ИНСТРУКТАЖ_ЗВАНИЕ}}</w:t>
+      </w:r>
+      <w:r>
+        <w:rPr>
+          <w:u w:val="single"/>
+        </w:rPr>
+        <w:t xml:space="preserve">        </w:t>
+      </w:r>
+      <w:r>
+        <w:rPr>
+          <w:u w:val="single"/>
+        </w:rPr>
+        <w:t xml:space="preserve">         </w:t>
+      </w:r>
+      <w:r>
+        <w:rPr>
+          <w:u w:val="single"/>
+        </w:rPr>
+        <w:t xml:space="preserve">         </w:t>
+      </w:r>
+      <w:r>
+        <w:rPr>
+          <w:u w:val="single"/>
+        </w:rPr>
+        <w:t xml:space="preserve">   </w:t>
+      </w:r>
+      <w:r>
+        <w:rPr>
+          <w:u w:val="single"/>
+        </w:rPr>
+        <w:t xml:space="preserve">   </w:t>
+      </w:r>
+      <w:r>
+        <w:rPr>
+          <w:u w:val="single"/>
+        </w:rPr>
+        <w:t xml:space="preserve">    </w:t>
+      </w:r>
+      <w:r>
+        <w:rPr>
+          <w:u w:val="single"/>
+        </w:rPr>
+        <w:t xml:space="preserve">   </w:t>
+      </w:r>
+      <w:r>
+        <w:rPr>
+          <w:u w:val="single"/>
+        </w:rPr>
+        <w:t xml:space="preserve"> </w:t>
       </w:r>
       <w:r>
         <w:rPr>
@@ -626,76 +626,76 @@
         <w:rPr>
           <w:u w:val="single"/>
         </w:rPr>
-        <w:t xml:space="preserve"/>
-      </w:r>
-      <w:r>
-        <w:rPr>
-          <w:u w:val="single"/>
-        </w:rPr>
-        <w:t xml:space="preserve"/>
-      </w:r>
-      <w:r>
-        <w:rPr>
-          <w:u w:val="single"/>
-        </w:rPr>
-        <w:t xml:space="preserve"/>
-      </w:r>
-      <w:r>
-        <w:rPr>
-          <w:u w:val="single"/>
-        </w:rPr>
-        <w:t xml:space="preserve"/>
-      </w:r>
-      <w:r>
-        <w:rPr>
-          <w:u w:val="single"/>
-        </w:rPr>
-        <w:t xml:space="preserve"/>
-      </w:r>
-      <w:r>
-        <w:rPr>
-          <w:u w:val="single"/>
-        </w:rPr>
-        <w:t xml:space="preserve"/>
-      </w:r>
-      <w:r>
-        <w:rPr>
-          <w:u w:val="single"/>
-        </w:rPr>
-        <w:t xml:space="preserve"/>
-      </w:r>
-      <w:r>
-        <w:rPr>
-          <w:u w:val="single"/>
-        </w:rPr>
-        <w:t xml:space="preserve"/>
-      </w:r>
-      <w:r>
-        <w:rPr>
-          <w:u w:val="single"/>
-        </w:rPr>
-        <w:t xml:space="preserve"/>
-      </w:r>
-      <w:r>
-        <w:rPr>
-          <w:u w:val="single"/>
-        </w:rPr>
-        <w:t xml:space="preserve"/>
-      </w:r>
-      <w:r>
-        <w:rPr>
-          <w:u w:val="single"/>
-        </w:rPr>
-        <w:t xml:space="preserve"/>
-      </w:r>
-      <w:r>
-        <w:rPr>
-          <w:u w:val="single"/>
-        </w:rPr>
-        <w:t/>
+        <w:t xml:space="preserve"> </w:t>
+      </w:r>
+      <w:r>
+        <w:rPr>
+          <w:u w:val="single"/>
+        </w:rPr>
+        <w:t xml:space="preserve"> </w:t>
+      </w:r>
+      <w:r>
+        <w:rPr>
+          <w:u w:val="single"/>
+        </w:rPr>
+        <w:t xml:space="preserve"> </w:t>
+      </w:r>
+      <w:r>
+        <w:rPr>
+          <w:u w:val="single"/>
+        </w:rPr>
+        <w:t xml:space="preserve"> </w:t>
+      </w:r>
+      <w:r>
+        <w:rPr>
+          <w:u w:val="single"/>
+        </w:rPr>
+        <w:t xml:space="preserve"> </w:t>
+      </w:r>
+      <w:r>
+        <w:rPr>
+          <w:u w:val="single"/>
+        </w:rPr>
+        <w:t xml:space="preserve"> </w:t>
+      </w:r>
+      <w:r>
+        <w:rPr>
+          <w:u w:val="single"/>
+        </w:rPr>
+        <w:t xml:space="preserve"> </w:t>
+      </w:r>
+      <w:r>
+        <w:rPr>
+          <w:u w:val="single"/>
+        </w:rPr>
+        <w:t xml:space="preserve">   </w:t>
+      </w:r>
+      <w:r>
+        <w:rPr>
+          <w:u w:val="single"/>
+        </w:rPr>
+        <w:t xml:space="preserve"> </w:t>
+      </w:r>
+      <w:r>
+        <w:rPr>
+          <w:u w:val="single"/>
+        </w:rPr>
+        <w:t xml:space="preserve"> </w:t>
+      </w:r>
+      <w:r>
+        <w:rPr>
+          <w:u w:val="single"/>
+        </w:rPr>
+        <w:t xml:space="preserve">   </w:t>
+      </w:r>
+      <w:r>
+        <w:rPr>
+          <w:u w:val="single"/>
+        </w:rPr>
+        <w:t xml:space="preserve">{{ИНСТРУКТАЖ_ФИО}}</w:t>
       </w:r>
     </w:p>
-    <w:p ns2:paraId="79BE0C98" ns2:textId="5356B966">
+    <w:p>
       <w:pPr>
         <w:rPr>
           <w:sz w:val="16"/>
@@ -724,7 +724,7 @@
         <w:t>(должность, воинское звание, подпись, инициал имени, фамилия)</w:t>
       </w:r>
     </w:p>
-    <w:p ns2:paraId="0AF623B9" ns2:textId="77777777">
+    <w:p>
       <w:pPr>
         <w:rPr>
           <w:szCs w:val="24"/>
@@ -737,7 +737,7 @@
         <w:t>Старший машины_________________________________________</w:t>
       </w:r>
     </w:p>
-    <w:p ns2:paraId="1FC53777" ns2:textId="77777777">
+    <w:p>
       <w:pPr>
         <w:rPr>
           <w:sz w:val="16"/>
@@ -752,7 +752,7 @@
         <w:t xml:space="preserve">                                           (воинское звание, инициал имени, фамилия)</w:t>
       </w:r>
     </w:p>
-    <w:p ns2:paraId="6BEDA01A" ns2:textId="0B3DA700">
+    <w:p>
       <w:pPr>
         <w:ind w:right="-456"/>
         <w:rPr>
@@ -764,111 +764,111 @@
         <w:rPr>
           <w:szCs w:val="24"/>
         </w:rPr>
+        <w:t xml:space="preserve">Маршрут движения</w:t>
+      </w:r>
+      <w:r>
+        <w:rPr>
+          <w:szCs w:val="24"/>
+        </w:rPr>
+        <w:t xml:space="preserve"> </w:t>
+      </w:r>
+      <w:r>
+        <w:rPr>
+          <w:szCs w:val="24"/>
+          <w:u w:val="single"/>
+        </w:rPr>
         <w:t xml:space="preserve">{{МАРШРУТ}}</w:t>
       </w:r>
-      <w:r>
-        <w:rPr>
-          <w:szCs w:val="24"/>
+    </w:p>
+    <w:p>
+      <w:pPr>
+        <w:rPr>
+          <w:u w:val="single"/>
+        </w:rPr>
+      </w:pPr>
+      <w:r>
+        <w:rPr>
+          <w:szCs w:val="24"/>
+        </w:rPr>
+        <w:t xml:space="preserve">Должностное лицо, ответственное за эксплуатацию </w:t>
+      </w:r>
+      <w:r>
+        <w:rPr>
+          <w:szCs w:val="24"/>
+        </w:rPr>
+        <w:t xml:space="preserve">ТС </w:t>
+      </w:r>
+      <w:r>
+        <w:rPr>
+          <w:szCs w:val="24"/>
+        </w:rPr>
+        <w:t xml:space="preserve">     </w:t>
+      </w:r>
+      <w:r>
+        <w:rPr>
+          <w:szCs w:val="24"/>
+        </w:rPr>
+        <w:t xml:space="preserve"> </w:t>
+      </w:r>
+      <w:r>
+        <w:rPr>
+          <w:szCs w:val="24"/>
+          <w:u w:val="single"/>
+        </w:rPr>
+        <w:t xml:space="preserve">{{ОТВЕТСТВЕННЫЙ_ДОЛЖНОСТЬ}}</w:t>
+      </w:r>
+      <w:r>
+        <w:rPr>
+          <w:szCs w:val="24"/>
+          <w:u w:val="single"/>
         </w:rPr>
         <w:t xml:space="preserve"/>
       </w:r>
       <w:r>
         <w:rPr>
-          <w:szCs w:val="24"/>
-          <w:u w:val="single"/>
-        </w:rPr>
-        <w:t/>
+          <w:u w:val="single"/>
+        </w:rPr>
+        <w:t xml:space="preserve"> {{ОТВЕТСТВЕННЫЙ_ЗВАНИЕ}}</w:t>
+      </w:r>
+      <w:r>
+        <w:rPr>
+          <w:u w:val="single"/>
+        </w:rPr>
+        <w:t xml:space="preserve"/>
+      </w:r>
+      <w:r>
+        <w:rPr>
+          <w:u w:val="single"/>
+        </w:rPr>
+        <w:t xml:space="preserve">                                        </w:t>
+      </w:r>
+      <w:r>
+        <w:rPr>
+          <w:u w:val="single"/>
+        </w:rPr>
+        <w:tab/>
+      </w:r>
+      <w:r>
+        <w:rPr>
+          <w:u w:val="single"/>
+        </w:rPr>
+        <w:tab/>
+      </w:r>
+      <w:r>
+        <w:rPr>
+          <w:u w:val="single"/>
+        </w:rPr>
+        <w:tab/>
+      </w:r>
+      <w:r>
+        <w:rPr>
+          <w:u w:val="single"/>
+        </w:rPr>
+        <w:tab/>
+        <w:t xml:space="preserve">               {{ОТВЕТСТВЕННЫЙ_ФИО}}</w:t>
       </w:r>
     </w:p>
-    <w:p ns2:paraId="0A306C74" ns2:textId="0EEB6D2D">
-      <w:pPr>
-        <w:rPr>
-          <w:u w:val="single"/>
-        </w:rPr>
-      </w:pPr>
-      <w:r>
-        <w:rPr>
-          <w:szCs w:val="24"/>
-        </w:rPr>
-        <w:t xml:space="preserve">Должностное лицо, ответственное за эксплуатацию ТС       {{ОТВЕТСТВЕННЫЙ_ДОЛЖНОСТЬ}} {{ОТВЕТСТВЕННЫЙ_ЗВАНИЕ}}                                                       И. Фамилия</w:t>
-      </w:r>
-      <w:r>
-        <w:rPr>
-          <w:szCs w:val="24"/>
-        </w:rPr>
-        <w:t xml:space="preserve"/>
-      </w:r>
-      <w:r>
-        <w:rPr>
-          <w:szCs w:val="24"/>
-        </w:rPr>
-        <w:t xml:space="preserve"/>
-      </w:r>
-      <w:r>
-        <w:rPr>
-          <w:szCs w:val="24"/>
-        </w:rPr>
-        <w:t xml:space="preserve"/>
-      </w:r>
-      <w:r>
-        <w:rPr>
-          <w:szCs w:val="24"/>
-          <w:u w:val="single"/>
-        </w:rPr>
-        <w:t/>
-      </w:r>
-      <w:r>
-        <w:rPr>
-          <w:szCs w:val="24"/>
-          <w:u w:val="single"/>
-        </w:rPr>
-        <w:t/>
-      </w:r>
-      <w:r>
-        <w:rPr>
-          <w:u w:val="single"/>
-        </w:rPr>
-        <w:t xml:space="preserve"/>
-      </w:r>
-      <w:r>
-        <w:rPr>
-          <w:u w:val="single"/>
-        </w:rPr>
-        <w:t/>
-      </w:r>
-      <w:r>
-        <w:rPr>
-          <w:u w:val="single"/>
-        </w:rPr>
-        <w:t xml:space="preserve"/>
-      </w:r>
-      <w:r>
-        <w:rPr>
-          <w:u w:val="single"/>
-        </w:rPr>
-        <w:tab/>
-      </w:r>
-      <w:r>
-        <w:rPr>
-          <w:u w:val="single"/>
-        </w:rPr>
-        <w:tab/>
-      </w:r>
-      <w:r>
-        <w:rPr>
-          <w:u w:val="single"/>
-        </w:rPr>
-        <w:tab/>
-      </w:r>
-      <w:r>
-        <w:rPr>
-          <w:u w:val="single"/>
-        </w:rPr>
-        <w:tab/>
-        <w:t xml:space="preserve"/>
-      </w:r>
-    </w:p>
-    <w:p ns2:paraId="1623F76A" ns2:textId="794FEC7D">
+    <w:p>
       <w:pPr>
         <w:rPr>
           <w:sz w:val="16"/>
@@ -920,7 +920,7 @@
         <w:gridCol w:w="1053"/>
         <w:gridCol w:w="1215"/>
       </w:tblGrid>
-      <w:tr ns2:paraId="2E2D8B42" ns2:textId="77777777">
+      <w:tr>
         <w:trPr>
           <w:trHeight w:val="266"/>
           <w:jc w:val="center"/>
@@ -937,7 +937,7 @@
               <w:right w:val="single" w:sz="4" w:space="0" w:color="auto"/>
             </w:tcBorders>
           </w:tcPr>
-          <w:p ns2:paraId="7CD75B9F" ns2:textId="77777777">
+          <w:p>
             <w:pPr>
               <w:ind w:left="-142" w:right="-146"/>
               <w:jc w:val="center"/>
@@ -952,7 +952,7 @@
               <w:t>Предрейсовый медицинский осмотр провел</w:t>
             </w:r>
           </w:p>
-          <w:p ns2:paraId="6CE2D2DA" ns2:textId="77777777">
+          <w:p>
             <w:pPr>
               <w:ind w:left="-142" w:right="-146"/>
               <w:jc w:val="center"/>
@@ -969,7 +969,7 @@
               <w:t>Медицинский работник</w:t>
             </w:r>
           </w:p>
-          <w:p ns2:paraId="54BFEB35" ns2:textId="77777777">
+          <w:p>
             <w:pPr>
               <w:rPr>
                 <w:szCs w:val="24"/>
@@ -990,7 +990,7 @@
             </w:tcBorders>
             <w:hideMark/>
           </w:tcPr>
-          <w:p ns2:paraId="61AF2D63" ns2:textId="77777777">
+          <w:p>
             <w:pPr>
               <w:ind w:left="-108" w:right="-108"/>
               <w:jc w:val="center"/>
@@ -1005,7 +1005,7 @@
               <w:t>Машина технически исправна</w:t>
             </w:r>
           </w:p>
-          <w:p ns2:paraId="186D26B4" ns2:textId="77777777">
+          <w:p>
             <w:pPr>
               <w:ind w:left="-108" w:right="-108"/>
               <w:jc w:val="center"/>
@@ -1022,7 +1022,7 @@
               <w:t>Старший техник (техник)</w:t>
             </w:r>
           </w:p>
-          <w:p ns2:paraId="2E7284E8" ns2:textId="77777777">
+          <w:p>
             <w:pPr>
               <w:jc w:val="center"/>
               <w:rPr>
@@ -1051,7 +1051,7 @@
             </w:tcBorders>
             <w:hideMark/>
           </w:tcPr>
-          <w:p ns2:paraId="7A6196FD" ns2:textId="77777777">
+          <w:p>
             <w:pPr>
               <w:ind w:right="-250"/>
               <w:rPr>
@@ -1065,7 +1065,7 @@
               <w:t>Техническое состояние машины проверил</w:t>
             </w:r>
           </w:p>
-          <w:p ns2:paraId="0CEA5888" ns2:textId="77777777">
+          <w:p>
             <w:pPr>
               <w:ind w:left="-108" w:right="-108"/>
               <w:jc w:val="center"/>
@@ -1096,7 +1096,7 @@
             <w:vAlign w:val="center"/>
             <w:hideMark/>
           </w:tcPr>
-          <w:p ns2:paraId="15530D2F" ns2:textId="77777777">
+          <w:p>
             <w:pPr>
               <w:jc w:val="center"/>
               <w:rPr>
@@ -1114,7 +1114,7 @@
           </w:p>
         </w:tc>
       </w:tr>
-      <w:tr ns2:paraId="09F8ADA4" ns2:textId="77777777">
+      <w:tr>
         <w:trPr>
           <w:trHeight w:val="481"/>
           <w:jc w:val="center"/>
@@ -1133,7 +1133,7 @@
             <w:vAlign w:val="center"/>
             <w:hideMark/>
           </w:tcPr>
-          <w:p ns2:paraId="24442BE2" ns2:textId="77777777">
+          <w:p>
             <w:pPr>
               <w:rPr>
                 <w:szCs w:val="24"/>
@@ -1155,7 +1155,7 @@
             <w:vAlign w:val="center"/>
             <w:hideMark/>
           </w:tcPr>
-          <w:p ns2:paraId="66544CD3" ns2:textId="77777777">
+          <w:p>
             <w:pPr>
               <w:rPr>
                 <w:szCs w:val="24"/>
@@ -1177,7 +1177,7 @@
             <w:vAlign w:val="center"/>
             <w:hideMark/>
           </w:tcPr>
-          <w:p ns2:paraId="4B141EAE" ns2:textId="77777777">
+          <w:p>
             <w:pPr>
               <w:rPr>
                 <w:b/>
@@ -1198,7 +1198,7 @@
             </w:tcBorders>
             <w:hideMark/>
           </w:tcPr>
-          <w:p ns2:paraId="5DE9E5DB" ns2:textId="77777777">
+          <w:p>
             <w:pPr>
               <w:jc w:val="center"/>
               <w:rPr>
@@ -1225,7 +1225,7 @@
             </w:tcBorders>
             <w:hideMark/>
           </w:tcPr>
-          <w:p ns2:paraId="7123EAEE" ns2:textId="77777777">
+          <w:p>
             <w:pPr>
               <w:jc w:val="center"/>
               <w:rPr>
@@ -1241,7 +1241,7 @@
           </w:p>
         </w:tc>
       </w:tr>
-      <w:tr ns2:paraId="4AB6FC8F" ns2:textId="77777777">
+      <w:tr>
         <w:trPr>
           <w:jc w:val="center"/>
         </w:trPr>
@@ -1258,7 +1258,7 @@
             </w:tcBorders>
             <w:hideMark/>
           </w:tcPr>
-          <w:p ns2:paraId="242A25C0" ns2:textId="77777777">
+          <w:p>
             <w:pPr>
               <w:ind w:left="-142" w:right="-146"/>
               <w:jc w:val="center"/>
@@ -1275,7 +1275,7 @@
               <w:t>(воинское звание, фамилия, инициалы)</w:t>
             </w:r>
           </w:p>
-          <w:p ns2:paraId="7FF700ED" ns2:textId="77777777">
+          <w:p>
             <w:pPr>
               <w:ind w:left="-142" w:right="-146"/>
               <w:jc w:val="center"/>
@@ -1306,7 +1306,7 @@
             </w:tcBorders>
             <w:hideMark/>
           </w:tcPr>
-          <w:p ns2:paraId="41EB7D8E" ns2:textId="77777777">
+          <w:p>
             <w:pPr>
               <w:ind w:left="-108" w:right="-108"/>
               <w:jc w:val="center"/>
@@ -1336,7 +1336,7 @@
             </w:tcBorders>
             <w:hideMark/>
           </w:tcPr>
-          <w:p ns2:paraId="023C9B5D" ns2:textId="77777777">
+          <w:p>
             <w:pPr>
               <w:spacing w:line="360" w:lineRule="auto"/>
               <w:jc w:val="center"/>
@@ -1366,7 +1366,7 @@
             </w:tcBorders>
             <w:hideMark/>
           </w:tcPr>
-          <w:p ns2:paraId="6A20EC0A" ns2:textId="77777777">
+          <w:p>
             <w:pPr>
               <w:ind w:hanging="108"/>
               <w:jc w:val="center"/>
@@ -1396,7 +1396,7 @@
             </w:tcBorders>
             <w:hideMark/>
           </w:tcPr>
-          <w:p ns2:paraId="0C0C30C0" ns2:textId="77777777">
+          <w:p>
             <w:pPr>
               <w:ind w:hanging="104"/>
               <w:jc w:val="center"/>
@@ -1415,7 +1415,7 @@
           </w:p>
         </w:tc>
       </w:tr>
-      <w:tr ns2:paraId="479F0CED" ns2:textId="77777777">
+      <w:tr>
         <w:trPr>
           <w:trHeight w:val="276"/>
           <w:jc w:val="center"/>
@@ -1434,7 +1434,7 @@
             <w:vAlign w:val="center"/>
             <w:hideMark/>
           </w:tcPr>
-          <w:p ns2:paraId="6903C660" ns2:textId="77777777">
+          <w:p>
             <w:pPr>
               <w:rPr>
                 <w:sz w:val="16"/>
@@ -1457,7 +1457,7 @@
             <w:vAlign w:val="center"/>
             <w:hideMark/>
           </w:tcPr>
-          <w:p ns2:paraId="50DE3534" ns2:textId="77777777">
+          <w:p>
             <w:pPr>
               <w:rPr>
                 <w:sz w:val="24"/>
@@ -1479,7 +1479,7 @@
             <w:vAlign w:val="center"/>
             <w:hideMark/>
           </w:tcPr>
-          <w:p ns2:paraId="77ABEE0B" ns2:textId="77777777">
+          <w:p>
             <w:pPr>
               <w:ind w:left="-67" w:right="-112" w:firstLine="14"/>
               <w:jc w:val="center"/>
@@ -1508,7 +1508,7 @@
             <w:vAlign w:val="center"/>
             <w:hideMark/>
           </w:tcPr>
-          <w:p ns2:paraId="19D81A41" ns2:textId="77777777">
+          <w:p>
             <w:pPr>
               <w:jc w:val="center"/>
               <w:rPr>
@@ -1543,7 +1543,7 @@
             <w:vAlign w:val="center"/>
             <w:hideMark/>
           </w:tcPr>
-          <w:p ns2:paraId="1273E5A4" ns2:textId="77777777">
+          <w:p>
             <w:pPr>
               <w:jc w:val="center"/>
               <w:rPr>
@@ -1569,7 +1569,7 @@
             </w:tcBorders>
             <w:vAlign w:val="center"/>
           </w:tcPr>
-          <w:p ns2:paraId="033D76A2" ns2:textId="77777777">
+          <w:p>
             <w:pPr>
               <w:jc w:val="center"/>
               <w:rPr>
@@ -1590,7 +1590,7 @@
             <w:vAlign w:val="center"/>
             <w:hideMark/>
           </w:tcPr>
-          <w:p ns2:paraId="67FCE536" ns2:textId="77777777">
+          <w:p>
             <w:pPr>
               <w:jc w:val="center"/>
               <w:rPr>
@@ -1617,7 +1617,7 @@
             <w:vAlign w:val="center"/>
             <w:hideMark/>
           </w:tcPr>
-          <w:p ns2:paraId="6BF249F2" ns2:textId="77777777">
+          <w:p>
             <w:pPr>
               <w:ind w:left="-66" w:right="-122" w:hanging="28"/>
               <w:jc w:val="center"/>
@@ -1644,7 +1644,7 @@
             </w:tcBorders>
             <w:vAlign w:val="center"/>
           </w:tcPr>
-          <w:p ns2:paraId="490BA706" ns2:textId="77777777">
+          <w:p>
             <w:pPr>
               <w:jc w:val="center"/>
               <w:rPr>
@@ -1665,7 +1665,7 @@
             <w:vAlign w:val="center"/>
             <w:hideMark/>
           </w:tcPr>
-          <w:p ns2:paraId="5F137069" ns2:textId="77777777">
+          <w:p>
             <w:pPr>
               <w:jc w:val="center"/>
               <w:rPr>
@@ -1692,7 +1692,7 @@
             <w:vAlign w:val="center"/>
             <w:hideMark/>
           </w:tcPr>
-          <w:p ns2:paraId="07CC672E" ns2:textId="77777777">
+          <w:p>
             <w:pPr>
               <w:ind w:left="-66" w:right="-108"/>
               <w:jc w:val="center"/>
@@ -1709,7 +1709,7 @@
           </w:p>
         </w:tc>
       </w:tr>
-      <w:tr ns2:paraId="27AEC0F3" ns2:textId="77777777">
+      <w:tr>
         <w:trPr>
           <w:trHeight w:val="369"/>
           <w:jc w:val="center"/>
@@ -1726,7 +1726,7 @@
             </w:tcBorders>
             <w:hideMark/>
           </w:tcPr>
-          <w:p ns2:paraId="3BBFC94C" ns2:textId="77777777">
+          <w:p>
             <w:pPr>
               <w:ind w:left="-142" w:right="-146"/>
               <w:jc w:val="center"/>
@@ -1758,7 +1758,7 @@
             <w:vAlign w:val="center"/>
             <w:hideMark/>
           </w:tcPr>
-          <w:p ns2:paraId="479A4359" ns2:textId="77777777">
+          <w:p>
             <w:pPr>
               <w:rPr>
                 <w:sz w:val="24"/>
@@ -1780,7 +1780,7 @@
             <w:vAlign w:val="center"/>
             <w:hideMark/>
           </w:tcPr>
-          <w:p ns2:paraId="041685E7" ns2:textId="77777777">
+          <w:p>
             <w:pPr>
               <w:rPr>
                 <w:sz w:val="18"/>
@@ -1801,7 +1801,7 @@
             <w:vAlign w:val="center"/>
             <w:hideMark/>
           </w:tcPr>
-          <w:p ns2:paraId="6F1B96DA" ns2:textId="77777777">
+          <w:p>
             <w:pPr>
               <w:rPr>
                 <w:sz w:val="18"/>
@@ -1822,7 +1822,7 @@
             <w:vAlign w:val="center"/>
             <w:hideMark/>
           </w:tcPr>
-          <w:p ns2:paraId="10772248" ns2:textId="77777777">
+          <w:p>
             <w:pPr>
               <w:rPr>
                 <w:sz w:val="18"/>
@@ -1842,7 +1842,7 @@
             <w:vAlign w:val="center"/>
             <w:hideMark/>
           </w:tcPr>
-          <w:p ns2:paraId="456AEC03" ns2:textId="77777777">
+          <w:p>
             <w:pPr>
               <w:ind w:left="-108"/>
               <w:rPr>
@@ -1868,7 +1868,7 @@
             </w:tcBorders>
             <w:vAlign w:val="center"/>
           </w:tcPr>
-          <w:p ns2:paraId="31ED1059" ns2:textId="3F02B648">
+          <w:p>
             <w:pPr>
               <w:jc w:val="center"/>
               <w:rPr>
@@ -1894,7 +1894,7 @@
             </w:tcBorders>
             <w:vAlign w:val="center"/>
           </w:tcPr>
-          <w:p ns2:paraId="6E98F754" ns2:textId="77777777">
+          <w:p>
             <w:pPr>
               <w:jc w:val="center"/>
               <w:rPr>
@@ -1915,7 +1915,7 @@
             <w:vAlign w:val="center"/>
             <w:hideMark/>
           </w:tcPr>
-          <w:p ns2:paraId="7D5538EA" ns2:textId="77777777">
+          <w:p>
             <w:pPr>
               <w:ind w:left="-83" w:right="-108"/>
               <w:rPr>
@@ -1941,7 +1941,7 @@
             </w:tcBorders>
             <w:vAlign w:val="center"/>
           </w:tcPr>
-          <w:p ns2:paraId="49755C52" ns2:textId="3829FB32">
+          <w:p>
             <w:pPr>
               <w:jc w:val="center"/>
               <w:rPr>
@@ -1967,7 +1967,7 @@
             </w:tcBorders>
             <w:vAlign w:val="center"/>
           </w:tcPr>
-          <w:p ns2:paraId="3663A49C" ns2:textId="77777777">
+          <w:p>
             <w:pPr>
               <w:jc w:val="center"/>
               <w:rPr>
@@ -1977,7 +1977,7 @@
           </w:p>
         </w:tc>
       </w:tr>
-      <w:tr ns2:paraId="62D7B3B5" ns2:textId="77777777">
+      <w:tr>
         <w:trPr>
           <w:jc w:val="center"/>
         </w:trPr>
@@ -1993,7 +1993,7 @@
             <w:vAlign w:val="center"/>
             <w:hideMark/>
           </w:tcPr>
-          <w:p ns2:paraId="762D00AB" ns2:textId="77777777">
+          <w:p>
             <w:pPr>
               <w:rPr>
                 <w:sz w:val="18"/>
@@ -2017,7 +2017,7 @@
               <w:right w:val="single" w:sz="4" w:space="0" w:color="auto"/>
             </w:tcBorders>
           </w:tcPr>
-          <w:p ns2:paraId="377F8A85" ns2:textId="77777777">
+          <w:p>
             <w:pPr>
               <w:rPr>
                 <w:sz w:val="18"/>
@@ -2037,7 +2037,7 @@
             <w:vAlign w:val="center"/>
             <w:hideMark/>
           </w:tcPr>
-          <w:p ns2:paraId="32F1E776" ns2:textId="77777777">
+          <w:p>
             <w:pPr>
               <w:rPr>
                 <w:sz w:val="18"/>
@@ -2061,7 +2061,7 @@
               <w:right w:val="single" w:sz="4" w:space="0" w:color="auto"/>
             </w:tcBorders>
           </w:tcPr>
-          <w:p ns2:paraId="054956DD" ns2:textId="77777777"/>
+          <w:p/>
         </w:tc>
         <w:tc>
           <w:tcPr>
@@ -2075,7 +2075,7 @@
             <w:vAlign w:val="center"/>
             <w:hideMark/>
           </w:tcPr>
-          <w:p ns2:paraId="69960A37" ns2:textId="77777777">
+          <w:p>
             <w:pPr>
               <w:rPr>
                 <w:sz w:val="18"/>
@@ -2099,7 +2099,7 @@
               <w:right w:val="single" w:sz="4" w:space="0" w:color="auto"/>
             </w:tcBorders>
           </w:tcPr>
-          <w:p ns2:paraId="3C12C715" ns2:textId="77777777">
+          <w:p>
             <w:pPr>
               <w:rPr>
                 <w:sz w:val="18"/>
@@ -2117,7 +2117,7 @@
               <w:right w:val="single" w:sz="4" w:space="0" w:color="auto"/>
             </w:tcBorders>
           </w:tcPr>
-          <w:p ns2:paraId="376C4812" ns2:textId="77777777">
+          <w:p>
             <w:pPr>
               <w:rPr>
                 <w:sz w:val="18"/>
@@ -2137,7 +2137,7 @@
             <w:vAlign w:val="center"/>
             <w:hideMark/>
           </w:tcPr>
-          <w:p ns2:paraId="5015B367" ns2:textId="77777777">
+          <w:p>
             <w:pPr>
               <w:tabs>
                 <w:tab w:val="left" w:pos="493"/>
@@ -2167,7 +2167,7 @@
             </w:tcBorders>
             <w:vAlign w:val="center"/>
           </w:tcPr>
-          <w:p ns2:paraId="6B906097" ns2:textId="79F2BE7C">
+          <w:p>
             <w:pPr>
               <w:spacing w:line="360" w:lineRule="auto"/>
               <w:jc w:val="center"/>
@@ -2194,7 +2194,7 @@
             </w:tcBorders>
             <w:vAlign w:val="center"/>
           </w:tcPr>
-          <w:p ns2:paraId="1CD66975" ns2:textId="77777777">
+          <w:p>
             <w:pPr>
               <w:jc w:val="center"/>
               <w:rPr>
@@ -2215,7 +2215,7 @@
             <w:vAlign w:val="center"/>
             <w:hideMark/>
           </w:tcPr>
-          <w:p ns2:paraId="689876DB" ns2:textId="77777777">
+          <w:p>
             <w:pPr>
               <w:ind w:left="-83" w:right="-108"/>
               <w:rPr>
@@ -2241,7 +2241,7 @@
             </w:tcBorders>
             <w:vAlign w:val="center"/>
           </w:tcPr>
-          <w:p ns2:paraId="3C14A918" ns2:textId="362536CF">
+          <w:p>
             <w:pPr>
               <w:jc w:val="center"/>
               <w:rPr>
@@ -2267,7 +2267,7 @@
             </w:tcBorders>
             <w:vAlign w:val="center"/>
           </w:tcPr>
-          <w:p ns2:paraId="7FA7C905" ns2:textId="77777777">
+          <w:p>
             <w:pPr>
               <w:jc w:val="center"/>
               <w:rPr>
@@ -2277,7 +2277,7 @@
           </w:p>
         </w:tc>
       </w:tr>
-      <w:tr ns2:paraId="3BF43736" ns2:textId="77777777">
+      <w:tr>
         <w:trPr>
           <w:jc w:val="center"/>
         </w:trPr>
@@ -2293,7 +2293,7 @@
             <w:vAlign w:val="center"/>
             <w:hideMark/>
           </w:tcPr>
-          <w:p ns2:paraId="0816205E" ns2:textId="77777777">
+          <w:p>
             <w:pPr>
               <w:rPr>
                 <w:sz w:val="18"/>
@@ -2317,7 +2317,7 @@
               <w:right w:val="single" w:sz="4" w:space="0" w:color="auto"/>
             </w:tcBorders>
           </w:tcPr>
-          <w:p ns2:paraId="53E4620E" ns2:textId="77777777">
+          <w:p>
             <w:pPr>
               <w:rPr>
                 <w:sz w:val="18"/>
@@ -2337,7 +2337,7 @@
             <w:vAlign w:val="center"/>
             <w:hideMark/>
           </w:tcPr>
-          <w:p ns2:paraId="7B929DDB" ns2:textId="77777777">
+          <w:p>
             <w:pPr>
               <w:rPr>
                 <w:sz w:val="18"/>
@@ -2361,7 +2361,7 @@
               <w:right w:val="single" w:sz="4" w:space="0" w:color="auto"/>
             </w:tcBorders>
           </w:tcPr>
-          <w:p ns2:paraId="42BED48B" ns2:textId="77777777"/>
+          <w:p/>
         </w:tc>
         <w:tc>
           <w:tcPr>
@@ -2375,7 +2375,7 @@
             <w:vAlign w:val="center"/>
             <w:hideMark/>
           </w:tcPr>
-          <w:p ns2:paraId="2DECA73F" ns2:textId="77777777">
+          <w:p>
             <w:pPr>
               <w:rPr>
                 <w:sz w:val="18"/>
@@ -2399,7 +2399,7 @@
               <w:right w:val="single" w:sz="4" w:space="0" w:color="auto"/>
             </w:tcBorders>
           </w:tcPr>
-          <w:p ns2:paraId="6AD8F20D" ns2:textId="77777777">
+          <w:p>
             <w:pPr>
               <w:rPr>
                 <w:sz w:val="18"/>
@@ -2417,7 +2417,7 @@
               <w:right w:val="single" w:sz="4" w:space="0" w:color="auto"/>
             </w:tcBorders>
           </w:tcPr>
-          <w:p ns2:paraId="1FCAD895" ns2:textId="77777777">
+          <w:p>
             <w:pPr>
               <w:rPr>
                 <w:sz w:val="18"/>
@@ -2438,7 +2438,7 @@
             <w:vAlign w:val="center"/>
             <w:hideMark/>
           </w:tcPr>
-          <w:p ns2:paraId="43E38958" ns2:textId="77777777">
+          <w:p>
             <w:pPr>
               <w:ind w:left="-108" w:right="-108"/>
               <w:rPr>
@@ -2464,7 +2464,7 @@
             </w:tcBorders>
             <w:vAlign w:val="center"/>
           </w:tcPr>
-          <w:p ns2:paraId="0B18DE2C" ns2:textId="77777777">
+          <w:p>
             <w:pPr>
               <w:jc w:val="center"/>
               <w:rPr>
@@ -2486,7 +2486,7 @@
             <w:vAlign w:val="center"/>
             <w:hideMark/>
           </w:tcPr>
-          <w:p ns2:paraId="540FF25C" ns2:textId="77777777">
+          <w:p>
             <w:pPr>
               <w:ind w:left="-83" w:right="-108"/>
               <w:rPr>
@@ -2512,7 +2512,7 @@
             </w:tcBorders>
             <w:vAlign w:val="center"/>
           </w:tcPr>
-          <w:p ns2:paraId="02D18BFE" ns2:textId="77777777">
+          <w:p>
             <w:pPr>
               <w:spacing w:line="360" w:lineRule="auto"/>
               <w:jc w:val="center"/>
@@ -2523,7 +2523,7 @@
           </w:p>
         </w:tc>
       </w:tr>
-      <w:tr ns2:paraId="1D36A43C" ns2:textId="77777777">
+      <w:tr>
         <w:trPr>
           <w:jc w:val="center"/>
         </w:trPr>
@@ -2539,7 +2539,7 @@
             <w:vAlign w:val="center"/>
             <w:hideMark/>
           </w:tcPr>
-          <w:p ns2:paraId="22F6E558" ns2:textId="77777777">
+          <w:p>
             <w:pPr>
               <w:ind w:right="-108"/>
               <w:rPr>
@@ -2564,7 +2564,7 @@
               <w:right w:val="single" w:sz="4" w:space="0" w:color="auto"/>
             </w:tcBorders>
           </w:tcPr>
-          <w:p ns2:paraId="74C91976" ns2:textId="77777777">
+          <w:p>
             <w:pPr>
               <w:rPr>
                 <w:sz w:val="18"/>
@@ -2584,7 +2584,7 @@
             <w:vAlign w:val="center"/>
             <w:hideMark/>
           </w:tcPr>
-          <w:p ns2:paraId="61E2C26B" ns2:textId="77777777">
+          <w:p>
             <w:pPr>
               <w:rPr>
                 <w:sz w:val="18"/>
@@ -2608,7 +2608,7 @@
               <w:right w:val="single" w:sz="4" w:space="0" w:color="auto"/>
             </w:tcBorders>
           </w:tcPr>
-          <w:p ns2:paraId="53497B21" ns2:textId="77777777"/>
+          <w:p/>
         </w:tc>
         <w:tc>
           <w:tcPr>
@@ -2622,7 +2622,7 @@
             <w:vAlign w:val="center"/>
             <w:hideMark/>
           </w:tcPr>
-          <w:p ns2:paraId="45058F48" ns2:textId="77777777">
+          <w:p>
             <w:pPr>
               <w:rPr>
                 <w:sz w:val="18"/>
@@ -2646,7 +2646,7 @@
               <w:right w:val="single" w:sz="4" w:space="0" w:color="auto"/>
             </w:tcBorders>
           </w:tcPr>
-          <w:p ns2:paraId="0156A563" ns2:textId="77777777">
+          <w:p>
             <w:pPr>
               <w:rPr>
                 <w:sz w:val="18"/>
@@ -2664,7 +2664,7 @@
               <w:right w:val="single" w:sz="4" w:space="0" w:color="auto"/>
             </w:tcBorders>
           </w:tcPr>
-          <w:p ns2:paraId="74136D7A" ns2:textId="77777777">
+          <w:p>
             <w:pPr>
               <w:rPr>
                 <w:sz w:val="18"/>
@@ -2685,7 +2685,7 @@
             <w:vAlign w:val="center"/>
             <w:hideMark/>
           </w:tcPr>
-          <w:p ns2:paraId="285BC919" ns2:textId="77777777">
+          <w:p>
             <w:pPr>
               <w:spacing w:line="360" w:lineRule="auto"/>
               <w:ind w:hanging="108"/>
@@ -2712,7 +2712,7 @@
             </w:tcBorders>
             <w:vAlign w:val="center"/>
           </w:tcPr>
-          <w:p ns2:paraId="643E9920" ns2:textId="77777777">
+          <w:p>
             <w:pPr>
               <w:jc w:val="center"/>
               <w:rPr>
@@ -2734,7 +2734,7 @@
             <w:vAlign w:val="center"/>
             <w:hideMark/>
           </w:tcPr>
-          <w:p ns2:paraId="508540AF" ns2:textId="77777777">
+          <w:p>
             <w:pPr>
               <w:ind w:hanging="104"/>
               <w:rPr>
@@ -2760,7 +2760,7 @@
             </w:tcBorders>
             <w:vAlign w:val="center"/>
           </w:tcPr>
-          <w:p ns2:paraId="230F4E2C" ns2:textId="77777777">
+          <w:p>
             <w:pPr>
               <w:jc w:val="center"/>
               <w:rPr>
@@ -2771,7 +2771,7 @@
         </w:tc>
       </w:tr>
     </w:tbl>
-    <w:p ns2:paraId="544758C1" ns2:textId="77777777">
+    <w:p>
       <w:pPr>
         <w:rPr>
           <w:b/>
@@ -2805,7 +2805,7 @@
         <w:gridCol w:w="1245"/>
         <w:gridCol w:w="992"/>
       </w:tblGrid>
-      <w:tr ns2:paraId="15CA6377" ns2:textId="77777777">
+      <w:tr>
         <w:trPr>
           <w:trHeight w:val="490"/>
           <w:jc w:val="center"/>
@@ -2822,7 +2822,7 @@
             <w:vAlign w:val="center"/>
             <w:hideMark/>
           </w:tcPr>
-          <w:p ns2:paraId="5024BE7A" ns2:textId="77777777">
+          <w:p>
             <w:pPr>
               <w:jc w:val="center"/>
             </w:pPr>
@@ -2843,7 +2843,7 @@
             <w:vAlign w:val="center"/>
             <w:hideMark/>
           </w:tcPr>
-          <w:p ns2:paraId="2CAC2A69" ns2:textId="77777777">
+          <w:p>
             <w:pPr>
               <w:jc w:val="center"/>
             </w:pPr>
@@ -2868,7 +2868,7 @@
             <w:vAlign w:val="center"/>
             <w:hideMark/>
           </w:tcPr>
-          <w:p ns2:paraId="63E3BAAF" ns2:textId="77777777">
+          <w:p>
             <w:pPr>
               <w:jc w:val="center"/>
             </w:pPr>
@@ -2889,7 +2889,7 @@
             <w:vAlign w:val="center"/>
             <w:hideMark/>
           </w:tcPr>
-          <w:p ns2:paraId="327DC2C9" ns2:textId="77777777">
+          <w:p>
             <w:pPr>
               <w:jc w:val="center"/>
             </w:pPr>
@@ -2910,7 +2910,7 @@
             <w:vAlign w:val="center"/>
             <w:hideMark/>
           </w:tcPr>
-          <w:p ns2:paraId="1DA6727D" ns2:textId="77777777">
+          <w:p>
             <w:pPr>
               <w:ind w:left="-80" w:right="-94"/>
               <w:jc w:val="center"/>
@@ -2932,7 +2932,7 @@
             <w:vAlign w:val="center"/>
             <w:hideMark/>
           </w:tcPr>
-          <w:p ns2:paraId="1582D43E" ns2:textId="77777777">
+          <w:p>
             <w:pPr>
               <w:ind w:left="-108" w:right="-108"/>
               <w:jc w:val="center"/>
@@ -2954,7 +2954,7 @@
             <w:vAlign w:val="center"/>
             <w:hideMark/>
           </w:tcPr>
-          <w:p ns2:paraId="57151627" ns2:textId="77777777">
+          <w:p>
             <w:pPr>
               <w:ind w:left="-139" w:right="-108"/>
               <w:jc w:val="center"/>
@@ -2976,7 +2976,7 @@
             <w:vAlign w:val="center"/>
             <w:hideMark/>
           </w:tcPr>
-          <w:p ns2:paraId="5EFFC8E2" ns2:textId="77777777">
+          <w:p>
             <w:pPr>
               <w:ind w:right="-142" w:hanging="108"/>
               <w:jc w:val="center"/>
@@ -2987,7 +2987,7 @@
           </w:p>
         </w:tc>
       </w:tr>
-      <w:tr ns2:paraId="4D5BCFD8" ns2:textId="77777777">
+      <w:tr>
         <w:trPr>
           <w:trHeight w:val="445"/>
           <w:jc w:val="center"/>
@@ -2997,7 +2997,7 @@
             <w:tcW w:w="3652" w:type="dxa"/>
             <w:vAlign w:val="center"/>
           </w:tcPr>
-          <w:p ns2:paraId="10568C26" ns2:textId="77777777">
+          <w:p>
             <w:pPr>
               <w:jc w:val="center"/>
               <w:rPr>
@@ -3017,7 +3017,7 @@
             <w:tcW w:w="1916" w:type="dxa"/>
             <w:vAlign w:val="center"/>
           </w:tcPr>
-          <w:p ns2:paraId="634B3EF5" ns2:textId="35C941B0">
+          <w:p>
             <w:pPr>
               <w:jc w:val="center"/>
               <w:rPr>
@@ -3037,7 +3037,7 @@
             <w:tcW w:w="2620" w:type="dxa"/>
             <w:vAlign w:val="center"/>
           </w:tcPr>
-          <w:p ns2:paraId="58BB1CD6" ns2:textId="60D1FDF8">
+          <w:p>
             <w:pPr>
               <w:jc w:val="center"/>
               <w:rPr>
@@ -3063,7 +3063,7 @@
             </w:tcBorders>
             <w:vAlign w:val="center"/>
           </w:tcPr>
-          <w:p ns2:paraId="1D4E23CC" ns2:textId="77777777">
+          <w:p>
             <w:pPr>
               <w:jc w:val="center"/>
               <w:rPr>
@@ -3091,7 +3091,7 @@
             </w:tcBorders>
             <w:vAlign w:val="center"/>
           </w:tcPr>
-          <w:p ns2:paraId="59C00BB8" ns2:textId="77777777">
+          <w:p>
             <w:pPr>
               <w:jc w:val="center"/>
               <w:rPr>
@@ -3119,7 +3119,7 @@
             </w:tcBorders>
             <w:vAlign w:val="center"/>
           </w:tcPr>
-          <w:p ns2:paraId="378E7E0B" ns2:textId="77777777">
+          <w:p>
             <w:pPr>
               <w:jc w:val="center"/>
               <w:rPr>
@@ -3147,7 +3147,7 @@
             </w:tcBorders>
             <w:vAlign w:val="center"/>
           </w:tcPr>
-          <w:p ns2:paraId="70862A8F" ns2:textId="24FE2A08">
+          <w:p>
             <w:pPr>
               <w:jc w:val="center"/>
               <w:rPr>
@@ -3182,7 +3182,7 @@
             </w:tcBorders>
             <w:vAlign w:val="center"/>
           </w:tcPr>
-          <w:p ns2:paraId="661BA37D" ns2:textId="77777777">
+          <w:p>
             <w:pPr>
               <w:jc w:val="center"/>
               <w:rPr>
@@ -3194,7 +3194,7 @@
         </w:tc>
       </w:tr>
     </w:tbl>
-    <w:p ns2:paraId="56417EB7" ns2:textId="77777777">
+    <w:p>
       <w:pPr>
         <w:ind w:left="720"/>
         <w:jc w:val="center"/>
@@ -3238,7 +3238,7 @@
         <w:gridCol w:w="1819"/>
         <w:gridCol w:w="995"/>
       </w:tblGrid>
-      <w:tr ns2:paraId="5CC74EF8" ns2:textId="77777777">
+      <w:tr>
         <w:trPr>
           <w:trHeight w:val="268"/>
           <w:jc w:val="center"/>
@@ -3256,7 +3256,7 @@
             <w:vAlign w:val="center"/>
             <w:hideMark/>
           </w:tcPr>
-          <w:p ns2:paraId="29A705E1" ns2:textId="77777777">
+          <w:p>
             <w:pPr>
               <w:jc w:val="center"/>
             </w:pPr>
@@ -3282,7 +3282,7 @@
             <w:vAlign w:val="center"/>
             <w:hideMark/>
           </w:tcPr>
-          <w:p ns2:paraId="07994296" ns2:textId="77777777">
+          <w:p>
             <w:pPr>
               <w:jc w:val="center"/>
             </w:pPr>
@@ -3304,7 +3304,7 @@
             <w:vAlign w:val="center"/>
             <w:hideMark/>
           </w:tcPr>
-          <w:p ns2:paraId="1D9C30A9" ns2:textId="77777777">
+          <w:p>
             <w:pPr>
               <w:jc w:val="center"/>
             </w:pPr>
@@ -3326,7 +3326,7 @@
             <w:vAlign w:val="center"/>
             <w:hideMark/>
           </w:tcPr>
-          <w:p ns2:paraId="0C0397C4" ns2:textId="77777777">
+          <w:p>
             <w:pPr>
               <w:tabs>
                 <w:tab w:val="left" w:pos="1637"/>
@@ -3355,7 +3355,7 @@
             </w:tcBorders>
             <w:hideMark/>
           </w:tcPr>
-          <w:p ns2:paraId="00E201EA" ns2:textId="77777777">
+          <w:p>
             <w:pPr>
               <w:spacing w:line="360" w:lineRule="auto"/>
               <w:jc w:val="center"/>
@@ -3378,7 +3378,7 @@
             <w:vAlign w:val="center"/>
             <w:hideMark/>
           </w:tcPr>
-          <w:p ns2:paraId="79701AF6" ns2:textId="77777777">
+          <w:p>
             <w:pPr>
               <w:ind w:left="-84" w:right="-142"/>
               <w:jc w:val="center"/>
@@ -3389,7 +3389,7 @@
           </w:p>
         </w:tc>
       </w:tr>
-      <w:tr ns2:paraId="1C174C91" ns2:textId="77777777">
+      <w:tr>
         <w:trPr>
           <w:trHeight w:val="274"/>
           <w:jc w:val="center"/>
@@ -3407,7 +3407,7 @@
             <w:vAlign w:val="center"/>
             <w:hideMark/>
           </w:tcPr>
-          <w:p ns2:paraId="652D725C" ns2:textId="77777777"/>
+          <w:p/>
         </w:tc>
         <w:tc>
           <w:tcPr>
@@ -3422,7 +3422,7 @@
             <w:vAlign w:val="center"/>
             <w:hideMark/>
           </w:tcPr>
-          <w:p ns2:paraId="1B890D57" ns2:textId="77777777"/>
+          <w:p/>
         </w:tc>
         <w:tc>
           <w:tcPr>
@@ -3437,7 +3437,7 @@
             <w:vAlign w:val="center"/>
             <w:hideMark/>
           </w:tcPr>
-          <w:p ns2:paraId="73D174E1" ns2:textId="77777777"/>
+          <w:p/>
         </w:tc>
         <w:tc>
           <w:tcPr>
@@ -3452,7 +3452,7 @@
             <w:vAlign w:val="center"/>
             <w:hideMark/>
           </w:tcPr>
-          <w:p ns2:paraId="457DD75F" ns2:textId="77777777"/>
+          <w:p/>
         </w:tc>
         <w:tc>
           <w:tcPr>
@@ -3466,7 +3466,7 @@
             <w:vAlign w:val="center"/>
             <w:hideMark/>
           </w:tcPr>
-          <w:p ns2:paraId="07BC2644" ns2:textId="77777777">
+          <w:p>
             <w:pPr>
               <w:jc w:val="center"/>
             </w:pPr>
@@ -3491,7 +3491,7 @@
             <w:vAlign w:val="center"/>
             <w:hideMark/>
           </w:tcPr>
-          <w:p ns2:paraId="5814AE82" ns2:textId="77777777">
+          <w:p>
             <w:pPr>
               <w:ind w:left="-108" w:right="-84"/>
               <w:jc w:val="center"/>
@@ -3513,7 +3513,7 @@
             <w:vAlign w:val="center"/>
             <w:hideMark/>
           </w:tcPr>
-          <w:p ns2:paraId="2C7786B9" ns2:textId="77777777">
+          <w:p>
             <w:pPr>
               <w:ind w:left="-80" w:right="-108" w:hanging="14"/>
               <w:jc w:val="center"/>
@@ -3536,10 +3536,10 @@
             <w:vAlign w:val="center"/>
             <w:hideMark/>
           </w:tcPr>
-          <w:p ns2:paraId="0078245A" ns2:textId="77777777"/>
+          <w:p/>
         </w:tc>
       </w:tr>
-      <w:tr ns2:paraId="4072C32E" ns2:textId="77777777">
+      <w:tr>
         <w:trPr>
           <w:trHeight w:val="255"/>
           <w:jc w:val="center"/>
@@ -3555,7 +3555,7 @@
             </w:tcBorders>
             <w:vAlign w:val="center"/>
           </w:tcPr>
-          <w:p ns2:paraId="44E10F2C" ns2:textId="77777777">
+          <w:p>
             <w:pPr>
               <w:spacing w:line="360" w:lineRule="auto"/>
               <w:jc w:val="center"/>
@@ -3573,7 +3573,7 @@
             </w:tcBorders>
             <w:vAlign w:val="center"/>
           </w:tcPr>
-          <w:p ns2:paraId="090FEEAE" ns2:textId="77777777">
+          <w:p>
             <w:pPr>
               <w:spacing w:line="360" w:lineRule="auto"/>
               <w:jc w:val="center"/>
@@ -3591,7 +3591,7 @@
             </w:tcBorders>
             <w:vAlign w:val="center"/>
           </w:tcPr>
-          <w:p ns2:paraId="4344435B" ns2:textId="77777777">
+          <w:p>
             <w:pPr>
               <w:spacing w:line="360" w:lineRule="auto"/>
               <w:jc w:val="center"/>
@@ -3609,7 +3609,7 @@
             </w:tcBorders>
             <w:vAlign w:val="center"/>
           </w:tcPr>
-          <w:p ns2:paraId="2CD8D21A" ns2:textId="77777777">
+          <w:p>
             <w:pPr>
               <w:spacing w:line="360" w:lineRule="auto"/>
               <w:jc w:val="center"/>
@@ -3627,7 +3627,7 @@
             </w:tcBorders>
             <w:vAlign w:val="center"/>
           </w:tcPr>
-          <w:p ns2:paraId="1500F355" ns2:textId="77777777">
+          <w:p>
             <w:pPr>
               <w:spacing w:line="360" w:lineRule="auto"/>
               <w:jc w:val="center"/>
@@ -3645,7 +3645,7 @@
             </w:tcBorders>
             <w:vAlign w:val="center"/>
           </w:tcPr>
-          <w:p ns2:paraId="6083CD15" ns2:textId="77777777">
+          <w:p>
             <w:pPr>
               <w:spacing w:line="360" w:lineRule="auto"/>
               <w:jc w:val="center"/>
@@ -3663,7 +3663,7 @@
             </w:tcBorders>
             <w:vAlign w:val="center"/>
           </w:tcPr>
-          <w:p ns2:paraId="3B5F8A3A" ns2:textId="77777777">
+          <w:p>
             <w:pPr>
               <w:spacing w:line="360" w:lineRule="auto"/>
               <w:jc w:val="center"/>
@@ -3681,7 +3681,7 @@
             </w:tcBorders>
             <w:vAlign w:val="center"/>
           </w:tcPr>
-          <w:p ns2:paraId="5B46A69D" ns2:textId="77777777">
+          <w:p>
             <w:pPr>
               <w:spacing w:line="360" w:lineRule="auto"/>
               <w:jc w:val="center"/>
@@ -3690,7 +3690,7 @@
         </w:tc>
       </w:tr>
     </w:tbl>
-    <w:p ns2:paraId="0DB69601" ns2:textId="77777777">
+    <w:p>
       <w:pPr>
         <w:jc w:val="center"/>
         <w:rPr>
